--- a/Jasper_Vermeulen_CV_2026.docx
+++ b/Jasper_Vermeulen_CV_2026.docx
@@ -536,8 +536,50 @@
           <w:rFonts w:ascii="Times New Roman" w:hAnsi="Times New Roman" w:cs="Times New Roman"/>
           <w:sz w:val="24"/>
           <w:szCs w:val="24"/>
-        </w:rPr>
-      </w:pPr>
+          <w:lang w:val="en-AU"/>
+        </w:rPr>
+      </w:pPr>
+      <w:r>
+        <w:rPr>
+          <w:rFonts w:ascii="Times New Roman" w:hAnsi="Times New Roman" w:cs="Times New Roman"/>
+          <w:b/>
+          <w:bCs/>
+          <w:sz w:val="24"/>
+          <w:szCs w:val="24"/>
+          <w:lang w:val="en-AU"/>
+        </w:rPr>
+        <w:t xml:space="preserve">Post-Master’s in </w:t>
+      </w:r>
+      <w:r>
+        <w:rPr>
+          <w:rFonts w:ascii="Times New Roman" w:hAnsi="Times New Roman" w:cs="Times New Roman"/>
+          <w:b/>
+          <w:bCs/>
+          <w:sz w:val="24"/>
+          <w:szCs w:val="24"/>
+          <w:lang w:val="en-AU"/>
+        </w:rPr>
+        <w:t>Human-Media Interaction</w:t>
+      </w:r>
+      <w:r>
+        <w:rPr>
+          <w:rFonts w:ascii="Times New Roman" w:hAnsi="Times New Roman" w:cs="Times New Roman"/>
+          <w:sz w:val="24"/>
+          <w:szCs w:val="24"/>
+          <w:lang w:val="en-AU"/>
+        </w:rPr>
+        <w:br/>
+        <w:t>Keio University, Japan</w:t>
+      </w:r>
+      <w:r>
+        <w:rPr>
+          <w:rFonts w:ascii="Times New Roman" w:hAnsi="Times New Roman" w:cs="Times New Roman"/>
+          <w:sz w:val="24"/>
+          <w:szCs w:val="24"/>
+          <w:lang w:val="en-AU"/>
+        </w:rPr>
+        <w:br/>
+      </w:r>
       <w:r>
         <w:rPr>
           <w:rFonts w:ascii="Times New Roman" w:hAnsi="Times New Roman" w:cs="Times New Roman"/>
@@ -545,134 +587,9 @@
           <w:iCs/>
           <w:sz w:val="24"/>
           <w:szCs w:val="24"/>
-        </w:rPr>
-        <w:t>Selected outputs:</w:t>
-      </w:r>
-      <w:r>
-        <w:rPr>
-          <w:rFonts w:ascii="Times New Roman" w:hAnsi="Times New Roman" w:cs="Times New Roman"/>
-          <w:sz w:val="24"/>
-          <w:szCs w:val="24"/>
-        </w:rPr>
-        <w:t xml:space="preserve"> 4 journal publications, 6 conference publications, </w:t>
-      </w:r>
-      <w:r>
-        <w:rPr>
-          <w:rFonts w:ascii="Times New Roman" w:hAnsi="Times New Roman" w:cs="Times New Roman"/>
-          <w:sz w:val="24"/>
-          <w:szCs w:val="24"/>
-        </w:rPr>
-        <w:t>6</w:t>
-      </w:r>
-      <w:r>
-        <w:rPr>
-          <w:rFonts w:ascii="Times New Roman" w:hAnsi="Times New Roman" w:cs="Times New Roman"/>
-          <w:sz w:val="24"/>
-          <w:szCs w:val="24"/>
-        </w:rPr>
-        <w:t xml:space="preserve"> workshop contributions, </w:t>
-      </w:r>
-      <w:r>
-        <w:rPr>
-          <w:rFonts w:ascii="Times New Roman" w:hAnsi="Times New Roman" w:cs="Times New Roman"/>
-          <w:sz w:val="24"/>
-          <w:szCs w:val="24"/>
-        </w:rPr>
-        <w:t>8</w:t>
-      </w:r>
-      <w:r>
-        <w:rPr>
-          <w:rFonts w:ascii="Times New Roman" w:hAnsi="Times New Roman" w:cs="Times New Roman"/>
-          <w:sz w:val="24"/>
-          <w:szCs w:val="24"/>
-        </w:rPr>
-        <w:t xml:space="preserve"> invited lectures, and 1 podcast, drawn from 100+ hours of fieldwork across video analysis, observation, and interview studies.</w:t>
-      </w:r>
-    </w:p>
-    <w:p>
-      <w:pPr>
-        <w:rPr>
-          <w:rFonts w:ascii="Times New Roman" w:hAnsi="Times New Roman" w:cs="Times New Roman"/>
-          <w:sz w:val="24"/>
-          <w:szCs w:val="24"/>
-          <w:lang w:val="en-AU"/>
-        </w:rPr>
-      </w:pPr>
-      <w:r>
-        <w:rPr>
-          <w:rFonts w:ascii="Times New Roman" w:hAnsi="Times New Roman" w:cs="Times New Roman"/>
-          <w:b/>
-          <w:bCs/>
-          <w:sz w:val="24"/>
-          <w:szCs w:val="24"/>
           <w:lang w:val="en-AU"/>
         </w:rPr>
         <w:lastRenderedPageBreak/>
-        <w:t>Post-</w:t>
-      </w:r>
-      <w:proofErr w:type="gramStart"/>
-      <w:r>
-        <w:rPr>
-          <w:rFonts w:ascii="Times New Roman" w:hAnsi="Times New Roman" w:cs="Times New Roman"/>
-          <w:b/>
-          <w:bCs/>
-          <w:sz w:val="24"/>
-          <w:szCs w:val="24"/>
-          <w:lang w:val="en-AU"/>
-        </w:rPr>
-        <w:t xml:space="preserve">Master’s in </w:t>
-      </w:r>
-      <w:r>
-        <w:rPr>
-          <w:rFonts w:ascii="Times New Roman" w:hAnsi="Times New Roman" w:cs="Times New Roman"/>
-          <w:b/>
-          <w:bCs/>
-          <w:sz w:val="24"/>
-          <w:szCs w:val="24"/>
-          <w:lang w:val="en-AU"/>
-        </w:rPr>
-        <w:t>Human</w:t>
-      </w:r>
-      <w:proofErr w:type="gramEnd"/>
-      <w:r>
-        <w:rPr>
-          <w:rFonts w:ascii="Times New Roman" w:hAnsi="Times New Roman" w:cs="Times New Roman"/>
-          <w:b/>
-          <w:bCs/>
-          <w:sz w:val="24"/>
-          <w:szCs w:val="24"/>
-          <w:lang w:val="en-AU"/>
-        </w:rPr>
-        <w:t>-Media Interaction</w:t>
-      </w:r>
-      <w:r>
-        <w:rPr>
-          <w:rFonts w:ascii="Times New Roman" w:hAnsi="Times New Roman" w:cs="Times New Roman"/>
-          <w:sz w:val="24"/>
-          <w:szCs w:val="24"/>
-          <w:lang w:val="en-AU"/>
-        </w:rPr>
-        <w:br/>
-        <w:t>Keio University, Japan</w:t>
-      </w:r>
-      <w:r>
-        <w:rPr>
-          <w:rFonts w:ascii="Times New Roman" w:hAnsi="Times New Roman" w:cs="Times New Roman"/>
-          <w:sz w:val="24"/>
-          <w:szCs w:val="24"/>
-          <w:lang w:val="en-AU"/>
-        </w:rPr>
-        <w:br/>
-      </w:r>
-      <w:r>
-        <w:rPr>
-          <w:rFonts w:ascii="Times New Roman" w:hAnsi="Times New Roman" w:cs="Times New Roman"/>
-          <w:i/>
-          <w:iCs/>
-          <w:sz w:val="24"/>
-          <w:szCs w:val="24"/>
-          <w:lang w:val="en-AU"/>
-        </w:rPr>
         <w:t xml:space="preserve">Focus: </w:t>
       </w:r>
       <w:r>
@@ -1041,9 +958,29 @@
           <w:szCs w:val="24"/>
           <w:lang w:val="en-AU"/>
         </w:rPr>
-        <w:t xml:space="preserve">HRI2026: HRI Pioneers (Doctoral Consortium </w:t>
-      </w:r>
-      <w:proofErr w:type="gramStart"/>
+        <w:t xml:space="preserve">HRI2026: HRI Pioneers (Doctoral Consortium Training)                                                             </w:t>
+      </w:r>
+      <w:r>
+        <w:rPr>
+          <w:rFonts w:ascii="Times New Roman" w:hAnsi="Times New Roman" w:cs="Times New Roman"/>
+          <w:sz w:val="24"/>
+          <w:szCs w:val="24"/>
+          <w:lang w:val="en-AU"/>
+        </w:rPr>
+        <w:t>Remote Attendance | Issued March 2026</w:t>
+      </w:r>
+    </w:p>
+    <w:p>
+      <w:pPr>
+        <w:rPr>
+          <w:rFonts w:ascii="Times New Roman" w:hAnsi="Times New Roman" w:cs="Times New Roman"/>
+          <w:i/>
+          <w:iCs/>
+          <w:sz w:val="24"/>
+          <w:szCs w:val="24"/>
+          <w:lang w:val="en-AU"/>
+        </w:rPr>
+      </w:pPr>
       <w:r>
         <w:rPr>
           <w:rFonts w:ascii="Times New Roman" w:hAnsi="Times New Roman" w:cs="Times New Roman"/>
@@ -1053,9 +990,32 @@
           <w:szCs w:val="24"/>
           <w:lang w:val="en-AU"/>
         </w:rPr>
-        <w:t xml:space="preserve">Training)   </w:t>
-      </w:r>
-      <w:proofErr w:type="gramEnd"/>
+        <w:t>Professional Training for PhDs (2-day)</w:t>
+      </w:r>
+      <w:r>
+        <w:br/>
+      </w:r>
+      <w:r>
+        <w:rPr>
+          <w:rFonts w:ascii="Times New Roman" w:hAnsi="Times New Roman" w:cs="Times New Roman"/>
+          <w:sz w:val="24"/>
+          <w:szCs w:val="24"/>
+          <w:lang w:val="en-AU"/>
+        </w:rPr>
+        <w:t>Australian Cobotics Centre, Australia | Issued October 2025</w:t>
+      </w:r>
+    </w:p>
+    <w:p>
+      <w:pPr>
+        <w:rPr>
+          <w:rFonts w:ascii="Times New Roman" w:hAnsi="Times New Roman" w:cs="Times New Roman"/>
+          <w:i/>
+          <w:iCs/>
+          <w:sz w:val="24"/>
+          <w:szCs w:val="24"/>
+          <w:lang w:val="en-AU"/>
+        </w:rPr>
+      </w:pPr>
       <w:r>
         <w:rPr>
           <w:rFonts w:ascii="Times New Roman" w:hAnsi="Times New Roman" w:cs="Times New Roman"/>
@@ -1065,22 +1025,101 @@
           <w:szCs w:val="24"/>
           <w:lang w:val="en-AU"/>
         </w:rPr>
-        <w:t xml:space="preserve">                                                          </w:t>
-      </w:r>
-      <w:r>
-        <w:rPr>
-          <w:rFonts w:ascii="Times New Roman" w:hAnsi="Times New Roman" w:cs="Times New Roman"/>
-          <w:sz w:val="24"/>
-          <w:szCs w:val="24"/>
-          <w:lang w:val="en-AU"/>
-        </w:rPr>
-        <w:t>Remote Attendance | Issued March 2026</w:t>
+        <w:t>Effective Assessment and Feedback University Teaching</w:t>
+      </w:r>
+      <w:r>
+        <w:rPr>
+          <w:rFonts w:ascii="Times New Roman" w:hAnsi="Times New Roman" w:cs="Times New Roman"/>
+          <w:sz w:val="24"/>
+          <w:szCs w:val="24"/>
+          <w:lang w:val="en-AU"/>
+        </w:rPr>
+        <w:br/>
+        <w:t xml:space="preserve">Queensland University of Technology, Australia | </w:t>
+      </w:r>
+      <w:r>
+        <w:rPr>
+          <w:rFonts w:ascii="Times New Roman" w:hAnsi="Times New Roman" w:cs="Times New Roman"/>
+          <w:sz w:val="24"/>
+          <w:szCs w:val="24"/>
+          <w:lang w:val="en-AU"/>
+        </w:rPr>
+        <w:t>Issued</w:t>
+      </w:r>
+      <w:r>
+        <w:rPr>
+          <w:rFonts w:ascii="Times New Roman" w:hAnsi="Times New Roman" w:cs="Times New Roman"/>
+          <w:sz w:val="24"/>
+          <w:szCs w:val="24"/>
+          <w:lang w:val="en-AU"/>
+        </w:rPr>
+        <w:t xml:space="preserve"> </w:t>
+      </w:r>
+      <w:r>
+        <w:rPr>
+          <w:rFonts w:ascii="Times New Roman" w:hAnsi="Times New Roman" w:cs="Times New Roman"/>
+          <w:sz w:val="24"/>
+          <w:szCs w:val="24"/>
+          <w:lang w:val="en-AU"/>
+        </w:rPr>
+        <w:t>April</w:t>
+      </w:r>
+      <w:r>
+        <w:rPr>
+          <w:rFonts w:ascii="Times New Roman" w:hAnsi="Times New Roman" w:cs="Times New Roman"/>
+          <w:sz w:val="24"/>
+          <w:szCs w:val="24"/>
+          <w:lang w:val="en-AU"/>
+        </w:rPr>
+        <w:t xml:space="preserve"> 202</w:t>
+      </w:r>
+      <w:r>
+        <w:rPr>
+          <w:rFonts w:ascii="Times New Roman" w:hAnsi="Times New Roman" w:cs="Times New Roman"/>
+          <w:sz w:val="24"/>
+          <w:szCs w:val="24"/>
+          <w:lang w:val="en-AU"/>
+        </w:rPr>
+        <w:t>5</w:t>
       </w:r>
     </w:p>
     <w:p>
       <w:pPr>
         <w:rPr>
           <w:rFonts w:ascii="Times New Roman" w:hAnsi="Times New Roman" w:cs="Times New Roman"/>
+          <w:sz w:val="24"/>
+          <w:szCs w:val="24"/>
+          <w:lang w:val="en-AU"/>
+        </w:rPr>
+      </w:pPr>
+      <w:r>
+        <w:rPr>
+          <w:rFonts w:ascii="Times New Roman" w:hAnsi="Times New Roman" w:cs="Times New Roman"/>
+          <w:b/>
+          <w:bCs/>
+          <w:sz w:val="24"/>
+          <w:szCs w:val="24"/>
+          <w:lang w:val="en-AU"/>
+        </w:rPr>
+        <w:t>Approaches to Planning and Designing Learning University Teaching</w:t>
+      </w:r>
+      <w:r>
+        <w:br/>
+      </w:r>
+      <w:r>
+        <w:rPr>
+          <w:rFonts w:ascii="Times New Roman" w:hAnsi="Times New Roman" w:cs="Times New Roman"/>
+          <w:sz w:val="24"/>
+          <w:szCs w:val="24"/>
+          <w:lang w:val="en-AU"/>
+        </w:rPr>
+        <w:t>Queensland University of Technology, Australia | Issued March 2025</w:t>
+      </w:r>
+    </w:p>
+    <w:p>
+      <w:pPr>
+        <w:rPr>
+          <w:rFonts w:ascii="Times New Roman" w:hAnsi="Times New Roman" w:cs="Times New Roman"/>
           <w:i/>
           <w:iCs/>
           <w:sz w:val="24"/>
@@ -1097,19 +1136,63 @@
           <w:szCs w:val="24"/>
           <w:lang w:val="en-AU"/>
         </w:rPr>
-        <w:t>Professional Training for PhDs (2-day)</w:t>
-      </w:r>
-      <w:r>
-        <w:br/>
-      </w:r>
-      <w:r>
-        <w:rPr>
-          <w:rFonts w:ascii="Times New Roman" w:hAnsi="Times New Roman" w:cs="Times New Roman"/>
-          <w:sz w:val="24"/>
-          <w:szCs w:val="24"/>
-          <w:lang w:val="en-AU"/>
-        </w:rPr>
-        <w:t>Australian Cobotics Centre, Australia | Issued October 2025</w:t>
+        <w:t xml:space="preserve">OzCHI2024: Doctoral Consortium Training                                                        </w:t>
+      </w:r>
+      <w:r>
+        <w:rPr>
+          <w:rFonts w:ascii="Times New Roman" w:hAnsi="Times New Roman" w:cs="Times New Roman"/>
+          <w:b/>
+          <w:bCs/>
+          <w:sz w:val="24"/>
+          <w:szCs w:val="24"/>
+          <w:lang w:val="en-AU"/>
+        </w:rPr>
+        <w:t xml:space="preserve">       </w:t>
+      </w:r>
+      <w:r>
+        <w:rPr>
+          <w:rFonts w:ascii="Times New Roman" w:hAnsi="Times New Roman" w:cs="Times New Roman"/>
+          <w:sz w:val="24"/>
+          <w:szCs w:val="24"/>
+          <w:lang w:val="en-AU"/>
+        </w:rPr>
+        <w:t>University</w:t>
+      </w:r>
+      <w:r>
+        <w:rPr>
+          <w:rFonts w:ascii="Times New Roman" w:hAnsi="Times New Roman" w:cs="Times New Roman"/>
+          <w:sz w:val="24"/>
+          <w:szCs w:val="24"/>
+          <w:lang w:val="en-AU"/>
+        </w:rPr>
+        <w:t xml:space="preserve"> of Queensland</w:t>
+      </w:r>
+      <w:r>
+        <w:rPr>
+          <w:rFonts w:ascii="Times New Roman" w:hAnsi="Times New Roman" w:cs="Times New Roman"/>
+          <w:sz w:val="24"/>
+          <w:szCs w:val="24"/>
+          <w:lang w:val="en-AU"/>
+        </w:rPr>
+        <w:t xml:space="preserve">, Australia | Issued </w:t>
+      </w:r>
+      <w:r>
+        <w:rPr>
+          <w:rFonts w:ascii="Times New Roman" w:hAnsi="Times New Roman" w:cs="Times New Roman"/>
+          <w:sz w:val="24"/>
+          <w:szCs w:val="24"/>
+          <w:lang w:val="en-AU"/>
+        </w:rPr>
+        <w:t>Novem</w:t>
+      </w:r>
+      <w:r>
+        <w:rPr>
+          <w:rFonts w:ascii="Times New Roman" w:hAnsi="Times New Roman" w:cs="Times New Roman"/>
+          <w:sz w:val="24"/>
+          <w:szCs w:val="24"/>
+          <w:lang w:val="en-AU"/>
+        </w:rPr>
+        <w:t>ber 2024</w:t>
       </w:r>
     </w:p>
     <w:p>
@@ -1132,7 +1215,76 @@
           <w:szCs w:val="24"/>
           <w:lang w:val="en-AU"/>
         </w:rPr>
-        <w:t>Effective Assessment and Feedback University Teaching</w:t>
+        <w:t>Human Factors in Healthcare: Designing Safe Systems Short Course</w:t>
+      </w:r>
+      <w:r>
+        <w:br/>
+      </w:r>
+      <w:r>
+        <w:rPr>
+          <w:rFonts w:ascii="Times New Roman" w:hAnsi="Times New Roman" w:cs="Times New Roman"/>
+          <w:sz w:val="24"/>
+          <w:szCs w:val="24"/>
+          <w:lang w:val="en-AU"/>
+        </w:rPr>
+        <w:t>Monash University</w:t>
+      </w:r>
+      <w:r>
+        <w:rPr>
+          <w:rFonts w:ascii="Times New Roman" w:hAnsi="Times New Roman" w:cs="Times New Roman"/>
+          <w:sz w:val="24"/>
+          <w:szCs w:val="24"/>
+          <w:lang w:val="en-AU"/>
+        </w:rPr>
+        <w:t xml:space="preserve">, Australia | Issued </w:t>
+      </w:r>
+      <w:r>
+        <w:rPr>
+          <w:rFonts w:ascii="Times New Roman" w:hAnsi="Times New Roman" w:cs="Times New Roman"/>
+          <w:sz w:val="24"/>
+          <w:szCs w:val="24"/>
+          <w:lang w:val="en-AU"/>
+        </w:rPr>
+        <w:t>October</w:t>
+      </w:r>
+      <w:r>
+        <w:rPr>
+          <w:rFonts w:ascii="Times New Roman" w:hAnsi="Times New Roman" w:cs="Times New Roman"/>
+          <w:sz w:val="24"/>
+          <w:szCs w:val="24"/>
+          <w:lang w:val="en-AU"/>
+        </w:rPr>
+        <w:t xml:space="preserve"> 202</w:t>
+      </w:r>
+      <w:r>
+        <w:rPr>
+          <w:rFonts w:ascii="Times New Roman" w:hAnsi="Times New Roman" w:cs="Times New Roman"/>
+          <w:sz w:val="24"/>
+          <w:szCs w:val="24"/>
+          <w:lang w:val="en-AU"/>
+        </w:rPr>
+        <w:t>4</w:t>
+      </w:r>
+    </w:p>
+    <w:p>
+      <w:pPr>
+        <w:rPr>
+          <w:rFonts w:ascii="Times New Roman" w:hAnsi="Times New Roman" w:cs="Times New Roman"/>
+          <w:sz w:val="24"/>
+          <w:szCs w:val="24"/>
+          <w:lang w:val="en-AU"/>
+        </w:rPr>
+      </w:pPr>
+      <w:r>
+        <w:rPr>
+          <w:rFonts w:ascii="Times New Roman" w:hAnsi="Times New Roman" w:cs="Times New Roman"/>
+          <w:b/>
+          <w:bCs/>
+          <w:sz w:val="24"/>
+          <w:szCs w:val="24"/>
+          <w:lang w:val="en-AU"/>
+        </w:rPr>
+        <w:t>Responsible Use of AI in Research Writing</w:t>
       </w:r>
       <w:r>
         <w:rPr>
@@ -1169,7 +1321,7 @@
           <w:szCs w:val="24"/>
           <w:lang w:val="en-AU"/>
         </w:rPr>
-        <w:t>April</w:t>
+        <w:t>March</w:t>
       </w:r>
       <w:r>
         <w:rPr>
@@ -1187,13 +1339,15 @@
           <w:szCs w:val="24"/>
           <w:lang w:val="en-AU"/>
         </w:rPr>
-        <w:t>5</w:t>
+        <w:t>4</w:t>
       </w:r>
     </w:p>
     <w:p>
       <w:pPr>
         <w:rPr>
           <w:rFonts w:ascii="Times New Roman" w:hAnsi="Times New Roman" w:cs="Times New Roman"/>
+          <w:i/>
+          <w:iCs/>
           <w:sz w:val="24"/>
           <w:szCs w:val="24"/>
           <w:lang w:val="en-AU"/>
@@ -1208,7 +1362,7 @@
           <w:szCs w:val="24"/>
           <w:lang w:val="en-AU"/>
         </w:rPr>
-        <w:t>Approaches to Planning and Designing Learning University Teaching</w:t>
+        <w:t>ICH Good Clinical Practice E6 (R2)</w:t>
       </w:r>
       <w:r>
         <w:br/>
@@ -1220,15 +1374,31 @@
           <w:szCs w:val="24"/>
           <w:lang w:val="en-AU"/>
         </w:rPr>
-        <w:t>Queensland University of Technology, Australia | Issued March 2025</w:t>
+        <w:t xml:space="preserve">The Global Health Network | Issued </w:t>
+      </w:r>
+      <w:r>
+        <w:rPr>
+          <w:rFonts w:ascii="Times New Roman" w:hAnsi="Times New Roman" w:cs="Times New Roman"/>
+          <w:sz w:val="24"/>
+          <w:szCs w:val="24"/>
+          <w:lang w:val="en-AU"/>
+        </w:rPr>
+        <w:t>February</w:t>
+      </w:r>
+      <w:r>
+        <w:rPr>
+          <w:rFonts w:ascii="Times New Roman" w:hAnsi="Times New Roman" w:cs="Times New Roman"/>
+          <w:sz w:val="24"/>
+          <w:szCs w:val="24"/>
+          <w:lang w:val="en-AU"/>
+        </w:rPr>
+        <w:t xml:space="preserve"> 2024</w:t>
       </w:r>
     </w:p>
     <w:p>
       <w:pPr>
         <w:rPr>
           <w:rFonts w:ascii="Times New Roman" w:hAnsi="Times New Roman" w:cs="Times New Roman"/>
-          <w:i/>
-          <w:iCs/>
           <w:sz w:val="24"/>
           <w:szCs w:val="24"/>
           <w:lang w:val="en-AU"/>
@@ -1243,8 +1413,73 @@
           <w:szCs w:val="24"/>
           <w:lang w:val="en-AU"/>
         </w:rPr>
-        <w:t xml:space="preserve">OzCHI2024: Doctoral Consortium Training                                                        </w:t>
-      </w:r>
+        <w:t>Presenting Research Seminars</w:t>
+      </w:r>
+      <w:r>
+        <w:rPr>
+          <w:rFonts w:ascii="Times New Roman" w:hAnsi="Times New Roman" w:cs="Times New Roman"/>
+          <w:sz w:val="24"/>
+          <w:szCs w:val="24"/>
+          <w:lang w:val="en-AU"/>
+        </w:rPr>
+        <w:br/>
+        <w:t xml:space="preserve">Queensland University of Technology, Australia | </w:t>
+      </w:r>
+      <w:r>
+        <w:rPr>
+          <w:rFonts w:ascii="Times New Roman" w:hAnsi="Times New Roman" w:cs="Times New Roman"/>
+          <w:sz w:val="24"/>
+          <w:szCs w:val="24"/>
+          <w:lang w:val="en-AU"/>
+        </w:rPr>
+        <w:t>Issued</w:t>
+      </w:r>
+      <w:r>
+        <w:rPr>
+          <w:rFonts w:ascii="Times New Roman" w:hAnsi="Times New Roman" w:cs="Times New Roman"/>
+          <w:sz w:val="24"/>
+          <w:szCs w:val="24"/>
+          <w:lang w:val="en-AU"/>
+        </w:rPr>
+        <w:t xml:space="preserve"> </w:t>
+      </w:r>
+      <w:r>
+        <w:rPr>
+          <w:rFonts w:ascii="Times New Roman" w:hAnsi="Times New Roman" w:cs="Times New Roman"/>
+          <w:sz w:val="24"/>
+          <w:szCs w:val="24"/>
+          <w:lang w:val="en-AU"/>
+        </w:rPr>
+        <w:t>September</w:t>
+      </w:r>
+      <w:r>
+        <w:rPr>
+          <w:rFonts w:ascii="Times New Roman" w:hAnsi="Times New Roman" w:cs="Times New Roman"/>
+          <w:sz w:val="24"/>
+          <w:szCs w:val="24"/>
+          <w:lang w:val="en-AU"/>
+        </w:rPr>
+        <w:t xml:space="preserve"> 202</w:t>
+      </w:r>
+      <w:r>
+        <w:rPr>
+          <w:rFonts w:ascii="Times New Roman" w:hAnsi="Times New Roman" w:cs="Times New Roman"/>
+          <w:sz w:val="24"/>
+          <w:szCs w:val="24"/>
+          <w:lang w:val="en-AU"/>
+        </w:rPr>
+        <w:t>3</w:t>
+      </w:r>
+    </w:p>
+    <w:p>
+      <w:pPr>
+        <w:rPr>
+          <w:rFonts w:ascii="Times New Roman" w:hAnsi="Times New Roman" w:cs="Times New Roman"/>
+          <w:sz w:val="24"/>
+          <w:szCs w:val="24"/>
+          <w:lang w:val="en-AU"/>
+        </w:rPr>
+      </w:pPr>
       <w:r>
         <w:rPr>
           <w:rFonts w:ascii="Times New Roman" w:hAnsi="Times New Roman" w:cs="Times New Roman"/>
@@ -1254,60 +1489,68 @@
           <w:szCs w:val="24"/>
           <w:lang w:val="en-AU"/>
         </w:rPr>
-        <w:t xml:space="preserve">       </w:t>
-      </w:r>
-      <w:r>
-        <w:rPr>
-          <w:rFonts w:ascii="Times New Roman" w:hAnsi="Times New Roman" w:cs="Times New Roman"/>
-          <w:sz w:val="24"/>
-          <w:szCs w:val="24"/>
-          <w:lang w:val="en-AU"/>
-        </w:rPr>
-        <w:t>University</w:t>
-      </w:r>
-      <w:r>
-        <w:rPr>
-          <w:rFonts w:ascii="Times New Roman" w:hAnsi="Times New Roman" w:cs="Times New Roman"/>
-          <w:sz w:val="24"/>
-          <w:szCs w:val="24"/>
-          <w:lang w:val="en-AU"/>
-        </w:rPr>
-        <w:t xml:space="preserve"> of Queensland</w:t>
-      </w:r>
-      <w:r>
-        <w:rPr>
-          <w:rFonts w:ascii="Times New Roman" w:hAnsi="Times New Roman" w:cs="Times New Roman"/>
-          <w:sz w:val="24"/>
-          <w:szCs w:val="24"/>
-          <w:lang w:val="en-AU"/>
-        </w:rPr>
-        <w:t xml:space="preserve">, Australia | Issued </w:t>
-      </w:r>
-      <w:r>
-        <w:rPr>
-          <w:rFonts w:ascii="Times New Roman" w:hAnsi="Times New Roman" w:cs="Times New Roman"/>
-          <w:sz w:val="24"/>
-          <w:szCs w:val="24"/>
-          <w:lang w:val="en-AU"/>
-        </w:rPr>
-        <w:t>Novem</w:t>
-      </w:r>
-      <w:r>
-        <w:rPr>
-          <w:rFonts w:ascii="Times New Roman" w:hAnsi="Times New Roman" w:cs="Times New Roman"/>
-          <w:sz w:val="24"/>
-          <w:szCs w:val="24"/>
-          <w:lang w:val="en-AU"/>
-        </w:rPr>
-        <w:t>ber 2024</w:t>
+        <w:t>Research Project Management</w:t>
+      </w:r>
+      <w:r>
+        <w:rPr>
+          <w:rFonts w:ascii="Times New Roman" w:hAnsi="Times New Roman" w:cs="Times New Roman"/>
+          <w:sz w:val="24"/>
+          <w:szCs w:val="24"/>
+          <w:lang w:val="en-AU"/>
+        </w:rPr>
+        <w:br/>
+        <w:t xml:space="preserve">Queensland University of Technology, Australia | </w:t>
+      </w:r>
+      <w:r>
+        <w:rPr>
+          <w:rFonts w:ascii="Times New Roman" w:hAnsi="Times New Roman" w:cs="Times New Roman"/>
+          <w:sz w:val="24"/>
+          <w:szCs w:val="24"/>
+          <w:lang w:val="en-AU"/>
+        </w:rPr>
+        <w:t>Issued</w:t>
+      </w:r>
+      <w:r>
+        <w:rPr>
+          <w:rFonts w:ascii="Times New Roman" w:hAnsi="Times New Roman" w:cs="Times New Roman"/>
+          <w:sz w:val="24"/>
+          <w:szCs w:val="24"/>
+          <w:lang w:val="en-AU"/>
+        </w:rPr>
+        <w:t xml:space="preserve"> </w:t>
+      </w:r>
+      <w:r>
+        <w:rPr>
+          <w:rFonts w:ascii="Times New Roman" w:hAnsi="Times New Roman" w:cs="Times New Roman"/>
+          <w:sz w:val="24"/>
+          <w:szCs w:val="24"/>
+          <w:lang w:val="en-AU"/>
+        </w:rPr>
+        <w:t>July</w:t>
+      </w:r>
+      <w:r>
+        <w:rPr>
+          <w:rFonts w:ascii="Times New Roman" w:hAnsi="Times New Roman" w:cs="Times New Roman"/>
+          <w:sz w:val="24"/>
+          <w:szCs w:val="24"/>
+          <w:lang w:val="en-AU"/>
+        </w:rPr>
+        <w:t xml:space="preserve"> 202</w:t>
+      </w:r>
+      <w:r>
+        <w:rPr>
+          <w:rFonts w:ascii="Times New Roman" w:hAnsi="Times New Roman" w:cs="Times New Roman"/>
+          <w:sz w:val="24"/>
+          <w:szCs w:val="24"/>
+          <w:lang w:val="en-AU"/>
+        </w:rPr>
+        <w:t>3</w:t>
       </w:r>
     </w:p>
     <w:p>
       <w:pPr>
         <w:rPr>
           <w:rFonts w:ascii="Times New Roman" w:hAnsi="Times New Roman" w:cs="Times New Roman"/>
-          <w:i/>
-          <w:iCs/>
           <w:sz w:val="24"/>
           <w:szCs w:val="24"/>
           <w:lang w:val="en-AU"/>
@@ -1322,357 +1565,7 @@
           <w:szCs w:val="24"/>
           <w:lang w:val="en-AU"/>
         </w:rPr>
-        <w:t>Human Factors in Healthcare: Designing Safe Systems Short Course</w:t>
-      </w:r>
-      <w:r>
-        <w:br/>
-      </w:r>
-      <w:r>
-        <w:rPr>
-          <w:rFonts w:ascii="Times New Roman" w:hAnsi="Times New Roman" w:cs="Times New Roman"/>
-          <w:sz w:val="24"/>
-          <w:szCs w:val="24"/>
-          <w:lang w:val="en-AU"/>
-        </w:rPr>
-        <w:t>Monash University</w:t>
-      </w:r>
-      <w:r>
-        <w:rPr>
-          <w:rFonts w:ascii="Times New Roman" w:hAnsi="Times New Roman" w:cs="Times New Roman"/>
-          <w:sz w:val="24"/>
-          <w:szCs w:val="24"/>
-          <w:lang w:val="en-AU"/>
-        </w:rPr>
-        <w:t xml:space="preserve">, Australia | Issued </w:t>
-      </w:r>
-      <w:r>
-        <w:rPr>
-          <w:rFonts w:ascii="Times New Roman" w:hAnsi="Times New Roman" w:cs="Times New Roman"/>
-          <w:sz w:val="24"/>
-          <w:szCs w:val="24"/>
-          <w:lang w:val="en-AU"/>
-        </w:rPr>
-        <w:t>October</w:t>
-      </w:r>
-      <w:r>
-        <w:rPr>
-          <w:rFonts w:ascii="Times New Roman" w:hAnsi="Times New Roman" w:cs="Times New Roman"/>
-          <w:sz w:val="24"/>
-          <w:szCs w:val="24"/>
-          <w:lang w:val="en-AU"/>
-        </w:rPr>
-        <w:t xml:space="preserve"> 202</w:t>
-      </w:r>
-      <w:r>
-        <w:rPr>
-          <w:rFonts w:ascii="Times New Roman" w:hAnsi="Times New Roman" w:cs="Times New Roman"/>
-          <w:sz w:val="24"/>
-          <w:szCs w:val="24"/>
-          <w:lang w:val="en-AU"/>
-        </w:rPr>
-        <w:t>4</w:t>
-      </w:r>
-    </w:p>
-    <w:p>
-      <w:pPr>
-        <w:rPr>
-          <w:rFonts w:ascii="Times New Roman" w:hAnsi="Times New Roman" w:cs="Times New Roman"/>
-          <w:sz w:val="24"/>
-          <w:szCs w:val="24"/>
-          <w:lang w:val="en-AU"/>
-        </w:rPr>
-      </w:pPr>
-      <w:r>
-        <w:rPr>
-          <w:rFonts w:ascii="Times New Roman" w:hAnsi="Times New Roman" w:cs="Times New Roman"/>
-          <w:b/>
-          <w:bCs/>
-          <w:sz w:val="24"/>
-          <w:szCs w:val="24"/>
-          <w:lang w:val="en-AU"/>
-        </w:rPr>
-        <w:t>Responsible Use of AI in Research Writing</w:t>
-      </w:r>
-      <w:r>
-        <w:rPr>
-          <w:rFonts w:ascii="Times New Roman" w:hAnsi="Times New Roman" w:cs="Times New Roman"/>
-          <w:sz w:val="24"/>
-          <w:szCs w:val="24"/>
-          <w:lang w:val="en-AU"/>
-        </w:rPr>
-        <w:br/>
-        <w:t xml:space="preserve">Queensland University of Technology, Australia | </w:t>
-      </w:r>
-      <w:r>
-        <w:rPr>
-          <w:rFonts w:ascii="Times New Roman" w:hAnsi="Times New Roman" w:cs="Times New Roman"/>
-          <w:sz w:val="24"/>
-          <w:szCs w:val="24"/>
-          <w:lang w:val="en-AU"/>
-        </w:rPr>
-        <w:t>Issued</w:t>
-      </w:r>
-      <w:r>
-        <w:rPr>
-          <w:rFonts w:ascii="Times New Roman" w:hAnsi="Times New Roman" w:cs="Times New Roman"/>
-          <w:sz w:val="24"/>
-          <w:szCs w:val="24"/>
-          <w:lang w:val="en-AU"/>
-        </w:rPr>
-        <w:t xml:space="preserve"> </w:t>
-      </w:r>
-      <w:r>
-        <w:rPr>
-          <w:rFonts w:ascii="Times New Roman" w:hAnsi="Times New Roman" w:cs="Times New Roman"/>
-          <w:sz w:val="24"/>
-          <w:szCs w:val="24"/>
-          <w:lang w:val="en-AU"/>
-        </w:rPr>
-        <w:t>March</w:t>
-      </w:r>
-      <w:r>
-        <w:rPr>
-          <w:rFonts w:ascii="Times New Roman" w:hAnsi="Times New Roman" w:cs="Times New Roman"/>
-          <w:sz w:val="24"/>
-          <w:szCs w:val="24"/>
-          <w:lang w:val="en-AU"/>
-        </w:rPr>
-        <w:t xml:space="preserve"> 202</w:t>
-      </w:r>
-      <w:r>
-        <w:rPr>
-          <w:rFonts w:ascii="Times New Roman" w:hAnsi="Times New Roman" w:cs="Times New Roman"/>
-          <w:sz w:val="24"/>
-          <w:szCs w:val="24"/>
-          <w:lang w:val="en-AU"/>
-        </w:rPr>
-        <w:t>4</w:t>
-      </w:r>
-    </w:p>
-    <w:p>
-      <w:pPr>
-        <w:rPr>
-          <w:rFonts w:ascii="Times New Roman" w:hAnsi="Times New Roman" w:cs="Times New Roman"/>
-          <w:i/>
-          <w:iCs/>
-          <w:sz w:val="24"/>
-          <w:szCs w:val="24"/>
-          <w:lang w:val="en-AU"/>
-        </w:rPr>
-      </w:pPr>
-      <w:r>
-        <w:rPr>
-          <w:rFonts w:ascii="Times New Roman" w:hAnsi="Times New Roman" w:cs="Times New Roman"/>
-          <w:b/>
-          <w:bCs/>
-          <w:sz w:val="24"/>
-          <w:szCs w:val="24"/>
-          <w:lang w:val="en-AU"/>
-        </w:rPr>
-        <w:t>ICH Good Clinical Practice E6 (R2)</w:t>
-      </w:r>
-      <w:r>
-        <w:br/>
-      </w:r>
-      <w:r>
-        <w:rPr>
-          <w:rFonts w:ascii="Times New Roman" w:hAnsi="Times New Roman" w:cs="Times New Roman"/>
-          <w:sz w:val="24"/>
-          <w:szCs w:val="24"/>
-          <w:lang w:val="en-AU"/>
-        </w:rPr>
-        <w:t xml:space="preserve">The Global Health Network | Issued </w:t>
-      </w:r>
-      <w:r>
-        <w:rPr>
-          <w:rFonts w:ascii="Times New Roman" w:hAnsi="Times New Roman" w:cs="Times New Roman"/>
-          <w:sz w:val="24"/>
-          <w:szCs w:val="24"/>
-          <w:lang w:val="en-AU"/>
-        </w:rPr>
-        <w:t>February</w:t>
-      </w:r>
-      <w:r>
-        <w:rPr>
-          <w:rFonts w:ascii="Times New Roman" w:hAnsi="Times New Roman" w:cs="Times New Roman"/>
-          <w:sz w:val="24"/>
-          <w:szCs w:val="24"/>
-          <w:lang w:val="en-AU"/>
-        </w:rPr>
-        <w:t xml:space="preserve"> 2024</w:t>
-      </w:r>
-    </w:p>
-    <w:p>
-      <w:pPr>
-        <w:rPr>
-          <w:rFonts w:ascii="Times New Roman" w:hAnsi="Times New Roman" w:cs="Times New Roman"/>
-          <w:sz w:val="24"/>
-          <w:szCs w:val="24"/>
-          <w:lang w:val="en-AU"/>
-        </w:rPr>
-      </w:pPr>
-      <w:r>
-        <w:rPr>
-          <w:rFonts w:ascii="Times New Roman" w:hAnsi="Times New Roman" w:cs="Times New Roman"/>
-          <w:b/>
-          <w:bCs/>
-          <w:sz w:val="24"/>
-          <w:szCs w:val="24"/>
-          <w:lang w:val="en-AU"/>
-        </w:rPr>
-        <w:t>Presenting Research Seminars</w:t>
-      </w:r>
-      <w:r>
-        <w:rPr>
-          <w:rFonts w:ascii="Times New Roman" w:hAnsi="Times New Roman" w:cs="Times New Roman"/>
-          <w:sz w:val="24"/>
-          <w:szCs w:val="24"/>
-          <w:lang w:val="en-AU"/>
-        </w:rPr>
-        <w:br/>
-        <w:t xml:space="preserve">Queensland University of Technology, Australia | </w:t>
-      </w:r>
-      <w:r>
-        <w:rPr>
-          <w:rFonts w:ascii="Times New Roman" w:hAnsi="Times New Roman" w:cs="Times New Roman"/>
-          <w:sz w:val="24"/>
-          <w:szCs w:val="24"/>
-          <w:lang w:val="en-AU"/>
-        </w:rPr>
-        <w:t>Issued</w:t>
-      </w:r>
-      <w:r>
-        <w:rPr>
-          <w:rFonts w:ascii="Times New Roman" w:hAnsi="Times New Roman" w:cs="Times New Roman"/>
-          <w:sz w:val="24"/>
-          <w:szCs w:val="24"/>
-          <w:lang w:val="en-AU"/>
-        </w:rPr>
-        <w:t xml:space="preserve"> </w:t>
-      </w:r>
-      <w:r>
-        <w:rPr>
-          <w:rFonts w:ascii="Times New Roman" w:hAnsi="Times New Roman" w:cs="Times New Roman"/>
-          <w:sz w:val="24"/>
-          <w:szCs w:val="24"/>
-          <w:lang w:val="en-AU"/>
-        </w:rPr>
-        <w:t>September</w:t>
-      </w:r>
-      <w:r>
-        <w:rPr>
-          <w:rFonts w:ascii="Times New Roman" w:hAnsi="Times New Roman" w:cs="Times New Roman"/>
-          <w:sz w:val="24"/>
-          <w:szCs w:val="24"/>
-          <w:lang w:val="en-AU"/>
-        </w:rPr>
-        <w:t xml:space="preserve"> 202</w:t>
-      </w:r>
-      <w:r>
-        <w:rPr>
-          <w:rFonts w:ascii="Times New Roman" w:hAnsi="Times New Roman" w:cs="Times New Roman"/>
-          <w:sz w:val="24"/>
-          <w:szCs w:val="24"/>
-          <w:lang w:val="en-AU"/>
-        </w:rPr>
-        <w:t>3</w:t>
-      </w:r>
-    </w:p>
-    <w:p>
-      <w:pPr>
-        <w:rPr>
-          <w:rFonts w:ascii="Times New Roman" w:hAnsi="Times New Roman" w:cs="Times New Roman"/>
-          <w:sz w:val="24"/>
-          <w:szCs w:val="24"/>
-          <w:lang w:val="en-AU"/>
-        </w:rPr>
-      </w:pPr>
-      <w:r>
-        <w:rPr>
-          <w:rFonts w:ascii="Times New Roman" w:hAnsi="Times New Roman" w:cs="Times New Roman"/>
-          <w:b/>
-          <w:bCs/>
-          <w:sz w:val="24"/>
-          <w:szCs w:val="24"/>
-          <w:lang w:val="en-AU"/>
-        </w:rPr>
         <w:lastRenderedPageBreak/>
-        <w:t>Research Project Management</w:t>
-      </w:r>
-      <w:r>
-        <w:rPr>
-          <w:rFonts w:ascii="Times New Roman" w:hAnsi="Times New Roman" w:cs="Times New Roman"/>
-          <w:sz w:val="24"/>
-          <w:szCs w:val="24"/>
-          <w:lang w:val="en-AU"/>
-        </w:rPr>
-        <w:br/>
-        <w:t xml:space="preserve">Queensland University of Technology, Australia | </w:t>
-      </w:r>
-      <w:r>
-        <w:rPr>
-          <w:rFonts w:ascii="Times New Roman" w:hAnsi="Times New Roman" w:cs="Times New Roman"/>
-          <w:sz w:val="24"/>
-          <w:szCs w:val="24"/>
-          <w:lang w:val="en-AU"/>
-        </w:rPr>
-        <w:t>Issued</w:t>
-      </w:r>
-      <w:r>
-        <w:rPr>
-          <w:rFonts w:ascii="Times New Roman" w:hAnsi="Times New Roman" w:cs="Times New Roman"/>
-          <w:sz w:val="24"/>
-          <w:szCs w:val="24"/>
-          <w:lang w:val="en-AU"/>
-        </w:rPr>
-        <w:t xml:space="preserve"> </w:t>
-      </w:r>
-      <w:r>
-        <w:rPr>
-          <w:rFonts w:ascii="Times New Roman" w:hAnsi="Times New Roman" w:cs="Times New Roman"/>
-          <w:sz w:val="24"/>
-          <w:szCs w:val="24"/>
-          <w:lang w:val="en-AU"/>
-        </w:rPr>
-        <w:t>July</w:t>
-      </w:r>
-      <w:r>
-        <w:rPr>
-          <w:rFonts w:ascii="Times New Roman" w:hAnsi="Times New Roman" w:cs="Times New Roman"/>
-          <w:sz w:val="24"/>
-          <w:szCs w:val="24"/>
-          <w:lang w:val="en-AU"/>
-        </w:rPr>
-        <w:t xml:space="preserve"> 202</w:t>
-      </w:r>
-      <w:r>
-        <w:rPr>
-          <w:rFonts w:ascii="Times New Roman" w:hAnsi="Times New Roman" w:cs="Times New Roman"/>
-          <w:sz w:val="24"/>
-          <w:szCs w:val="24"/>
-          <w:lang w:val="en-AU"/>
-        </w:rPr>
-        <w:t>3</w:t>
-      </w:r>
-    </w:p>
-    <w:p>
-      <w:pPr>
-        <w:rPr>
-          <w:rFonts w:ascii="Times New Roman" w:hAnsi="Times New Roman" w:cs="Times New Roman"/>
-          <w:sz w:val="24"/>
-          <w:szCs w:val="24"/>
-          <w:lang w:val="en-AU"/>
-        </w:rPr>
-      </w:pPr>
-      <w:r>
-        <w:rPr>
-          <w:rFonts w:ascii="Times New Roman" w:hAnsi="Times New Roman" w:cs="Times New Roman"/>
-          <w:b/>
-          <w:bCs/>
-          <w:sz w:val="24"/>
-          <w:szCs w:val="24"/>
-          <w:lang w:val="en-AU"/>
-        </w:rPr>
         <w:t>Writing Style and Grammar for Researchers</w:t>
       </w:r>
       <w:r>
@@ -2033,7 +1926,6 @@
         <w:spacing w:before="0" w:beforeAutospacing="0"/>
       </w:pPr>
       <w:r>
-        <w:lastRenderedPageBreak/>
         <w:t>C</w:t>
       </w:r>
       <w:r>
@@ -2082,6 +1974,7 @@
         <w:rPr>
           <w:rStyle w:val="Strong"/>
         </w:rPr>
+        <w:lastRenderedPageBreak/>
         <w:t>Research Assistant</w:t>
       </w:r>
       <w:r>
@@ -2441,7 +2334,6 @@
           <w:rFonts w:ascii="Times New Roman" w:hAnsi="Times New Roman" w:cs="Times New Roman"/>
           <w:lang w:val="en-AU"/>
         </w:rPr>
-        <w:lastRenderedPageBreak/>
         <w:t>Research Software Skills</w:t>
       </w:r>
     </w:p>
@@ -2557,15 +2449,14 @@
           <w:lang w:val="en-AU"/>
         </w:rPr>
       </w:pPr>
-      <w:proofErr w:type="spellStart"/>
-      <w:r>
-        <w:rPr>
-          <w:rFonts w:ascii="Times New Roman" w:hAnsi="Times New Roman" w:cs="Times New Roman"/>
-          <w:lang w:val="en-AU"/>
-        </w:rPr>
+      <w:r>
+        <w:rPr>
+          <w:rFonts w:ascii="Times New Roman" w:hAnsi="Times New Roman" w:cs="Times New Roman"/>
+          <w:lang w:val="en-AU"/>
+        </w:rPr>
+        <w:lastRenderedPageBreak/>
         <w:t>Mentimeter</w:t>
       </w:r>
-      <w:proofErr w:type="spellEnd"/>
     </w:p>
     <w:p>
       <w:pPr>
@@ -2594,23 +2485,13 @@
           <w:lang w:val="en-US"/>
         </w:rPr>
       </w:pPr>
-      <w:proofErr w:type="spellStart"/>
       <w:r>
         <w:rPr>
           <w:b/>
           <w:bCs/>
           <w:lang w:val="en-US"/>
         </w:rPr>
-        <w:t>Reconceptualising</w:t>
-      </w:r>
-      <w:proofErr w:type="spellEnd"/>
-      <w:r>
-        <w:rPr>
-          <w:b/>
-          <w:bCs/>
-          <w:lang w:val="en-US"/>
-        </w:rPr>
-        <w:t xml:space="preserve"> Human-Robot Collaboration in AEC: A PRISMA Scoping Review</w:t>
+        <w:t>Reconceptualising Human-Robot Collaboration in AEC: A PRISMA Scoping Review</w:t>
       </w:r>
       <w:r>
         <w:br/>
@@ -3142,7 +3023,6 @@
           <w:bCs/>
           <w:lang w:val="en-US"/>
         </w:rPr>
-        <w:lastRenderedPageBreak/>
         <w:t>Opening the Theatre Doors: Observing Human-Robot Collaboration in Surgical Practice</w:t>
       </w:r>
       <w:r>
@@ -3208,6 +3088,7 @@
           <w:bCs/>
           <w:lang w:val="en-US"/>
         </w:rPr>
+        <w:lastRenderedPageBreak/>
         <w:t>Understanding and Designing for the Human(s) in Surgical Human-Robot Collaboration</w:t>
       </w:r>
       <w:r>
@@ -3356,23 +3237,64 @@
         </w:rPr>
         <w:t xml:space="preserve">Read Them Sideways: </w:t>
       </w:r>
-      <w:proofErr w:type="gramStart"/>
       <w:r>
         <w:rPr>
           <w:b/>
           <w:bCs/>
           <w:lang w:val="en-US"/>
         </w:rPr>
-        <w:t>Robotically-Assisted</w:t>
-      </w:r>
-      <w:proofErr w:type="gramEnd"/>
+        <w:t>Robotically-Assisted Surgery with Jasper Vermeulen</w:t>
+      </w:r>
+      <w:r>
+        <w:br/>
+      </w:r>
+      <w:r>
+        <w:rPr>
+          <w:i/>
+          <w:iCs/>
+          <w:lang w:val="en-US"/>
+        </w:rPr>
+        <w:t>QUT Digital Media Research Centre, AU</w:t>
+      </w:r>
+    </w:p>
+    <w:p>
+      <w:pPr>
+        <w:pStyle w:val="NormalWeb"/>
+        <w:spacing w:before="0" w:beforeAutospacing="0"/>
+        <w:rPr>
+          <w:lang w:val="en-US"/>
+        </w:rPr>
+      </w:pPr>
+      <w:r>
+        <w:rPr>
+          <w:lang w:val="en-US"/>
+        </w:rPr>
+        <w:t>June</w:t>
+      </w:r>
+      <w:r>
+        <w:rPr>
+          <w:lang w:val="en-US"/>
+        </w:rPr>
+        <w:t xml:space="preserve"> 2025</w:t>
+      </w:r>
+    </w:p>
+    <w:p>
+      <w:pPr>
+        <w:pStyle w:val="NormalWeb"/>
+        <w:spacing w:before="0" w:beforeAutospacing="0" w:after="0" w:afterAutospacing="0"/>
+        <w:rPr>
+          <w:i/>
+          <w:iCs/>
+          <w:lang w:val="en-US"/>
+        </w:rPr>
+      </w:pPr>
       <w:r>
         <w:rPr>
           <w:b/>
           <w:bCs/>
           <w:lang w:val="en-US"/>
         </w:rPr>
-        <w:t xml:space="preserve"> Surgery with Jasper Vermeulen</w:t>
+        <w:t>Human-Robot Collaboration in Surgical Robotics</w:t>
       </w:r>
       <w:r>
         <w:br/>
@@ -3383,39 +3305,47 @@
           <w:iCs/>
           <w:lang w:val="en-US"/>
         </w:rPr>
-        <w:t>QUT Digital Media Research Centre, AU</w:t>
-      </w:r>
-    </w:p>
-    <w:p>
-      <w:pPr>
-        <w:pStyle w:val="NormalWeb"/>
-        <w:spacing w:before="0" w:beforeAutospacing="0"/>
-        <w:rPr>
-          <w:lang w:val="en-US"/>
-        </w:rPr>
-      </w:pPr>
-      <w:r>
-        <w:rPr>
-          <w:lang w:val="en-US"/>
-        </w:rPr>
-        <w:t>June</w:t>
-      </w:r>
-      <w:r>
-        <w:rPr>
-          <w:lang w:val="en-US"/>
-        </w:rPr>
-        <w:t xml:space="preserve"> 2025</w:t>
-      </w:r>
-    </w:p>
-    <w:p>
-      <w:pPr>
-        <w:pStyle w:val="NormalWeb"/>
-        <w:spacing w:before="0" w:beforeAutospacing="0" w:after="0" w:afterAutospacing="0"/>
+        <w:t xml:space="preserve">Technical University Eindhoven, </w:t>
+      </w:r>
+      <w:r>
         <w:rPr>
           <w:i/>
           <w:iCs/>
           <w:lang w:val="en-US"/>
         </w:rPr>
+        <w:t>Human-Technology Interaction Group, NL</w:t>
+      </w:r>
+    </w:p>
+    <w:p>
+      <w:pPr>
+        <w:pStyle w:val="NormalWeb"/>
+        <w:spacing w:before="0" w:beforeAutospacing="0"/>
+        <w:rPr>
+          <w:lang w:val="en-US"/>
+        </w:rPr>
+      </w:pPr>
+      <w:r>
+        <w:rPr>
+          <w:lang w:val="en-US"/>
+        </w:rPr>
+        <w:t>May</w:t>
+      </w:r>
+      <w:r>
+        <w:rPr>
+          <w:lang w:val="en-US"/>
+        </w:rPr>
+        <w:t xml:space="preserve"> 2025</w:t>
+      </w:r>
+    </w:p>
+    <w:p>
+      <w:pPr>
+        <w:pStyle w:val="NormalWeb"/>
+        <w:spacing w:before="0" w:beforeAutospacing="0" w:after="0" w:afterAutospacing="0"/>
+        <w:rPr>
+          <w:i/>
+          <w:iCs/>
+          <w:lang w:val="en-US"/>
+        </w:rPr>
       </w:pPr>
       <w:r>
         <w:rPr>
@@ -3423,7 +3353,7 @@
           <w:bCs/>
           <w:lang w:val="en-US"/>
         </w:rPr>
-        <w:t>Human-Robot Collaboration in Surgical Robotics</w:t>
+        <w:t>Industry 5.0 in Surgery?</w:t>
       </w:r>
       <w:r>
         <w:br/>
@@ -3434,7 +3364,47 @@
           <w:iCs/>
           <w:lang w:val="en-US"/>
         </w:rPr>
-        <w:t xml:space="preserve">Technical University Eindhoven, </w:t>
+        <w:t>Erasmus University of Rotterdam, SEISMEC Group, NL</w:t>
+      </w:r>
+    </w:p>
+    <w:p>
+      <w:pPr>
+        <w:pStyle w:val="NormalWeb"/>
+        <w:spacing w:before="0" w:beforeAutospacing="0"/>
+        <w:rPr>
+          <w:lang w:val="en-US"/>
+        </w:rPr>
+      </w:pPr>
+      <w:r>
+        <w:rPr>
+          <w:lang w:val="en-US"/>
+        </w:rPr>
+        <w:t>May</w:t>
+      </w:r>
+      <w:r>
+        <w:rPr>
+          <w:lang w:val="en-US"/>
+        </w:rPr>
+        <w:t xml:space="preserve"> 2025</w:t>
+      </w:r>
+    </w:p>
+    <w:p>
+      <w:pPr>
+        <w:pStyle w:val="NormalWeb"/>
+        <w:rPr>
+          <w:lang w:val="en-US"/>
+        </w:rPr>
+      </w:pPr>
+      <w:r>
+        <w:rPr>
+          <w:b/>
+          <w:bCs/>
+          <w:lang w:val="en-US"/>
+        </w:rPr>
+        <w:t>Exploring Human Performance in Mako-Assisted Hip Replacement Surgeries</w:t>
+      </w:r>
+      <w:r>
+        <w:br/>
       </w:r>
       <w:r>
         <w:rPr>
@@ -3442,28 +3412,13 @@
           <w:iCs/>
           <w:lang w:val="en-US"/>
         </w:rPr>
-        <w:t>Human-Technology Interaction Group, NL</w:t>
-      </w:r>
-    </w:p>
-    <w:p>
-      <w:pPr>
-        <w:pStyle w:val="NormalWeb"/>
-        <w:spacing w:before="0" w:beforeAutospacing="0"/>
+        <w:t xml:space="preserve">Chartered Institute of Ergonomics and Human Factors (CIEHF) Annual Conference, UK </w:t>
+      </w:r>
+      <w:r>
         <w:rPr>
           <w:lang w:val="en-US"/>
         </w:rPr>
-      </w:pPr>
-      <w:r>
-        <w:rPr>
-          <w:lang w:val="en-US"/>
-        </w:rPr>
-        <w:t>May</w:t>
-      </w:r>
-      <w:r>
-        <w:rPr>
-          <w:lang w:val="en-US"/>
-        </w:rPr>
-        <w:t xml:space="preserve"> 2025</w:t>
+        <w:t>April 2025</w:t>
       </w:r>
     </w:p>
     <w:p>
@@ -3482,7 +3437,7 @@
           <w:bCs/>
           <w:lang w:val="en-US"/>
         </w:rPr>
-        <w:t>Industry 5.0 in Surgery?</w:t>
+        <w:t>Human-Centred Robotics in Total Arthroplasty Surgeries</w:t>
       </w:r>
       <w:r>
         <w:br/>
@@ -3493,7 +3448,31 @@
           <w:iCs/>
           <w:lang w:val="en-US"/>
         </w:rPr>
-        <w:t>Erasmus University of Rotterdam, SEISMEC Group, NL</w:t>
+        <w:t>Queensland Ortho</w:t>
+      </w:r>
+      <w:r>
+        <w:rPr>
+          <w:i/>
+          <w:iCs/>
+          <w:lang w:val="en-US"/>
+        </w:rPr>
+        <w:t>paedic Research Fund (QORF), Annual Meeting</w:t>
+      </w:r>
+      <w:r>
+        <w:rPr>
+          <w:i/>
+          <w:iCs/>
+          <w:lang w:val="en-US"/>
+        </w:rPr>
+        <w:t xml:space="preserve">, </w:t>
+      </w:r>
+      <w:r>
+        <w:rPr>
+          <w:i/>
+          <w:iCs/>
+          <w:lang w:val="en-US"/>
+        </w:rPr>
+        <w:t>AU</w:t>
       </w:r>
     </w:p>
     <w:p>
@@ -3508,7 +3487,7 @@
         <w:rPr>
           <w:lang w:val="en-US"/>
         </w:rPr>
-        <w:t>May</w:t>
+        <w:t>April</w:t>
       </w:r>
       <w:r>
         <w:rPr>
@@ -3520,7 +3499,10 @@
     <w:p>
       <w:pPr>
         <w:pStyle w:val="NormalWeb"/>
-        <w:rPr>
+        <w:spacing w:before="0" w:beforeAutospacing="0" w:after="0" w:afterAutospacing="0"/>
+        <w:rPr>
+          <w:i/>
+          <w:iCs/>
           <w:lang w:val="en-US"/>
         </w:rPr>
       </w:pPr>
@@ -3530,7 +3512,7 @@
           <w:bCs/>
           <w:lang w:val="en-US"/>
         </w:rPr>
-        <w:t>Exploring Human Performance in Mako-Assisted Hip Replacement Surgeries</w:t>
+        <w:t>Investigating human factors in Mako-assisted Total Knee Arthroplasty surgeries</w:t>
       </w:r>
       <w:r>
         <w:br/>
@@ -3541,24 +3523,53 @@
           <w:iCs/>
           <w:lang w:val="en-US"/>
         </w:rPr>
-        <w:t xml:space="preserve">Chartered Institute of Ergonomics and Human Factors (CIEHF) Annual Conference, UK </w:t>
-      </w:r>
-      <w:r>
-        <w:rPr>
-          <w:lang w:val="en-US"/>
-        </w:rPr>
-        <w:t>April 2025</w:t>
-      </w:r>
-    </w:p>
-    <w:p>
-      <w:pPr>
-        <w:pStyle w:val="NormalWeb"/>
-        <w:spacing w:before="0" w:beforeAutospacing="0" w:after="0" w:afterAutospacing="0"/>
+        <w:t>ACM/IEEE HRI 2025 Conference</w:t>
+      </w:r>
+      <w:r>
         <w:rPr>
           <w:i/>
           <w:iCs/>
           <w:lang w:val="en-US"/>
         </w:rPr>
+        <w:t>, Melbourne, AU</w:t>
+      </w:r>
+    </w:p>
+    <w:p>
+      <w:pPr>
+        <w:pStyle w:val="NormalWeb"/>
+        <w:spacing w:before="0" w:beforeAutospacing="0"/>
+        <w:rPr>
+          <w:lang w:val="en-US"/>
+        </w:rPr>
+      </w:pPr>
+      <w:r>
+        <w:rPr>
+          <w:lang w:val="en-US"/>
+        </w:rPr>
+        <w:t>March</w:t>
+      </w:r>
+      <w:r>
+        <w:rPr>
+          <w:lang w:val="en-US"/>
+        </w:rPr>
+        <w:t xml:space="preserve"> 202</w:t>
+      </w:r>
+      <w:r>
+        <w:rPr>
+          <w:lang w:val="en-US"/>
+        </w:rPr>
+        <w:t>5</w:t>
+      </w:r>
+    </w:p>
+    <w:p>
+      <w:pPr>
+        <w:pStyle w:val="NormalWeb"/>
+        <w:spacing w:before="0" w:beforeAutospacing="0" w:after="0" w:afterAutospacing="0"/>
+        <w:rPr>
+          <w:i/>
+          <w:iCs/>
+          <w:lang w:val="en-US"/>
+        </w:rPr>
       </w:pPr>
       <w:r>
         <w:rPr>
@@ -3566,7 +3577,7 @@
           <w:bCs/>
           <w:lang w:val="en-US"/>
         </w:rPr>
-        <w:t>Human-Centred Robotics in Total Arthroplasty Surgeries</w:t>
+        <w:t>PhD Research Overview Presentation</w:t>
       </w:r>
       <w:r>
         <w:br/>
@@ -3577,15 +3588,55 @@
           <w:iCs/>
           <w:lang w:val="en-US"/>
         </w:rPr>
-        <w:t>Queensland Ortho</w:t>
-      </w:r>
-      <w:r>
+        <w:t>Australian Computer-Human Interaction Conference 2024, Doctoral Consortium, AU</w:t>
+      </w:r>
+    </w:p>
+    <w:p>
+      <w:pPr>
+        <w:pStyle w:val="NormalWeb"/>
+        <w:spacing w:before="0" w:beforeAutospacing="0"/>
+        <w:rPr>
+          <w:lang w:val="en-US"/>
+        </w:rPr>
+      </w:pPr>
+      <w:r>
+        <w:rPr>
+          <w:lang w:val="en-US"/>
+        </w:rPr>
+        <w:t>December</w:t>
+      </w:r>
+      <w:r>
+        <w:rPr>
+          <w:lang w:val="en-US"/>
+        </w:rPr>
+        <w:t xml:space="preserve"> 202</w:t>
+      </w:r>
+      <w:r>
+        <w:rPr>
+          <w:lang w:val="en-US"/>
+        </w:rPr>
+        <w:t>4</w:t>
+      </w:r>
+    </w:p>
+    <w:p>
+      <w:pPr>
+        <w:pStyle w:val="NormalWeb"/>
+        <w:spacing w:before="0" w:beforeAutospacing="0" w:after="0" w:afterAutospacing="0"/>
         <w:rPr>
           <w:i/>
           <w:iCs/>
           <w:lang w:val="en-US"/>
         </w:rPr>
-        <w:t>paedic Research Fund (QORF), Annual Meeting</w:t>
+      </w:pPr>
+      <w:r>
+        <w:rPr>
+          <w:b/>
+          <w:bCs/>
+        </w:rPr>
+        <w:t>Why is Human Factors important in Robotics?</w:t>
+      </w:r>
+      <w:r>
+        <w:br/>
       </w:r>
       <w:r>
         <w:rPr>
@@ -3593,74 +3644,64 @@
           <w:iCs/>
           <w:lang w:val="en-US"/>
         </w:rPr>
-        <w:t xml:space="preserve">, </w:t>
-      </w:r>
-      <w:r>
+        <w:t>Human Factors and Ergonomics Society of Australia (HFESA), Annual Conference, AU</w:t>
+      </w:r>
+    </w:p>
+    <w:p>
+      <w:pPr>
+        <w:pStyle w:val="NormalWeb"/>
+        <w:spacing w:before="0" w:beforeAutospacing="0"/>
+        <w:rPr>
+          <w:lang w:val="en-US"/>
+        </w:rPr>
+      </w:pPr>
+      <w:r>
+        <w:rPr>
+          <w:lang w:val="en-US"/>
+        </w:rPr>
+        <w:t>November</w:t>
+      </w:r>
+      <w:r>
+        <w:rPr>
+          <w:lang w:val="en-US"/>
+        </w:rPr>
+        <w:t xml:space="preserve"> 202</w:t>
+      </w:r>
+      <w:r>
+        <w:rPr>
+          <w:lang w:val="en-US"/>
+        </w:rPr>
+        <w:t>4</w:t>
+      </w:r>
+    </w:p>
+    <w:p>
+      <w:pPr>
+        <w:pStyle w:val="NormalWeb"/>
+        <w:spacing w:before="0" w:beforeAutospacing="0" w:after="0" w:afterAutospacing="0"/>
         <w:rPr>
           <w:i/>
           <w:iCs/>
           <w:lang w:val="en-US"/>
         </w:rPr>
-        <w:t>AU</w:t>
-      </w:r>
-    </w:p>
-    <w:p>
-      <w:pPr>
-        <w:pStyle w:val="NormalWeb"/>
-        <w:spacing w:before="0" w:beforeAutospacing="0"/>
-        <w:rPr>
+      </w:pPr>
+      <w:r>
+        <w:rPr>
+          <w:b/>
+          <w:bCs/>
           <w:lang w:val="en-US"/>
         </w:rPr>
-      </w:pPr>
-      <w:r>
-        <w:rPr>
-          <w:lang w:val="en-US"/>
-        </w:rPr>
-        <w:t>April</w:t>
-      </w:r>
-      <w:r>
-        <w:rPr>
-          <w:lang w:val="en-US"/>
-        </w:rPr>
-        <w:t xml:space="preserve"> 2025</w:t>
-      </w:r>
-    </w:p>
-    <w:p>
-      <w:pPr>
-        <w:pStyle w:val="NormalWeb"/>
-        <w:spacing w:before="0" w:beforeAutospacing="0" w:after="0" w:afterAutospacing="0"/>
+        <w:t>"Meet Your Mako: Exploring Human-Robot Collaboration in the Operating Room"</w:t>
+      </w:r>
+      <w:r>
+        <w:br/>
+      </w:r>
+      <w:r>
         <w:rPr>
           <w:i/>
           <w:iCs/>
           <w:lang w:val="en-US"/>
         </w:rPr>
-      </w:pPr>
-      <w:r>
-        <w:rPr>
-          <w:b/>
-          <w:bCs/>
-          <w:lang w:val="en-US"/>
-        </w:rPr>
-        <w:t>Investigating human factors in Mako-assisted Total Knee Arthroplasty surgeries</w:t>
-      </w:r>
-      <w:r>
-        <w:br/>
-      </w:r>
-      <w:r>
-        <w:rPr>
-          <w:i/>
-          <w:iCs/>
-          <w:lang w:val="en-US"/>
-        </w:rPr>
-        <w:t>ACM/IEEE HRI 2025 Conference</w:t>
-      </w:r>
-      <w:r>
-        <w:rPr>
-          <w:i/>
-          <w:iCs/>
-          <w:lang w:val="en-US"/>
-        </w:rPr>
-        <w:t>, Melbourne, AU</w:t>
+        <w:t>QUT 3MT Competition, Faculty of Engineering Final, AU</w:t>
       </w:r>
     </w:p>
     <w:p>
@@ -3675,7 +3716,7 @@
         <w:rPr>
           <w:lang w:val="en-US"/>
         </w:rPr>
-        <w:t>March</w:t>
+        <w:t>July</w:t>
       </w:r>
       <w:r>
         <w:rPr>
@@ -3687,193 +3728,23 @@
         <w:rPr>
           <w:lang w:val="en-US"/>
         </w:rPr>
-        <w:t>5</w:t>
+        <w:t>4</w:t>
       </w:r>
     </w:p>
     <w:p>
       <w:pPr>
-        <w:pStyle w:val="NormalWeb"/>
-        <w:spacing w:before="0" w:beforeAutospacing="0" w:after="0" w:afterAutospacing="0"/>
-        <w:rPr>
-          <w:i/>
-          <w:iCs/>
-          <w:lang w:val="en-US"/>
-        </w:rPr>
-      </w:pPr>
-      <w:r>
-        <w:rPr>
-          <w:b/>
-          <w:bCs/>
-          <w:lang w:val="en-US"/>
-        </w:rPr>
-        <w:t>PhD Research Overview Presentation</w:t>
-      </w:r>
-      <w:r>
-        <w:br/>
-      </w:r>
-      <w:r>
-        <w:rPr>
-          <w:i/>
-          <w:iCs/>
-          <w:lang w:val="en-US"/>
-        </w:rPr>
-        <w:t>Australian Computer-Human Interaction Conference 2024, Doctoral Consortium, AU</w:t>
-      </w:r>
-    </w:p>
-    <w:p>
-      <w:pPr>
-        <w:pStyle w:val="NormalWeb"/>
-        <w:spacing w:before="0" w:beforeAutospacing="0"/>
-        <w:rPr>
-          <w:lang w:val="en-US"/>
-        </w:rPr>
-      </w:pPr>
-      <w:r>
-        <w:rPr>
-          <w:lang w:val="en-US"/>
-        </w:rPr>
-        <w:t>December</w:t>
-      </w:r>
-      <w:r>
-        <w:rPr>
-          <w:lang w:val="en-US"/>
-        </w:rPr>
-        <w:t xml:space="preserve"> 202</w:t>
-      </w:r>
-      <w:r>
-        <w:rPr>
-          <w:lang w:val="en-US"/>
-        </w:rPr>
-        <w:t>4</w:t>
-      </w:r>
-    </w:p>
-    <w:p>
-      <w:pPr>
-        <w:pStyle w:val="NormalWeb"/>
-        <w:spacing w:before="0" w:beforeAutospacing="0" w:after="0" w:afterAutospacing="0"/>
-        <w:rPr>
-          <w:i/>
-          <w:iCs/>
-          <w:lang w:val="en-US"/>
-        </w:rPr>
-      </w:pPr>
-      <w:r>
-        <w:rPr>
-          <w:b/>
-          <w:bCs/>
-        </w:rPr>
-        <w:t>Why is Human Factors important in Robotics?</w:t>
-      </w:r>
-      <w:r>
-        <w:br/>
-      </w:r>
-      <w:r>
-        <w:rPr>
-          <w:i/>
-          <w:iCs/>
-          <w:lang w:val="en-US"/>
-        </w:rPr>
-        <w:t>Human Factors and Ergonomics Society of Australia (HFESA), Annual Conference, AU</w:t>
-      </w:r>
-    </w:p>
-    <w:p>
-      <w:pPr>
-        <w:pStyle w:val="NormalWeb"/>
-        <w:spacing w:before="0" w:beforeAutospacing="0"/>
-        <w:rPr>
-          <w:lang w:val="en-US"/>
-        </w:rPr>
-      </w:pPr>
-      <w:r>
-        <w:rPr>
-          <w:lang w:val="en-US"/>
-        </w:rPr>
-        <w:t>November</w:t>
-      </w:r>
-      <w:r>
-        <w:rPr>
-          <w:lang w:val="en-US"/>
-        </w:rPr>
-        <w:t xml:space="preserve"> 202</w:t>
-      </w:r>
-      <w:r>
-        <w:rPr>
-          <w:lang w:val="en-US"/>
-        </w:rPr>
-        <w:t>4</w:t>
-      </w:r>
-    </w:p>
-    <w:p>
-      <w:pPr>
-        <w:pStyle w:val="NormalWeb"/>
-        <w:spacing w:before="0" w:beforeAutospacing="0" w:after="0" w:afterAutospacing="0"/>
-        <w:rPr>
-          <w:i/>
-          <w:iCs/>
-          <w:lang w:val="en-US"/>
-        </w:rPr>
-      </w:pPr>
-      <w:r>
-        <w:rPr>
-          <w:b/>
-          <w:bCs/>
-          <w:lang w:val="en-US"/>
+        <w:pStyle w:val="Heading1"/>
+        <w:rPr>
+          <w:rFonts w:ascii="Times New Roman" w:hAnsi="Times New Roman" w:cs="Times New Roman"/>
+          <w:lang w:val="en-AU"/>
+        </w:rPr>
+      </w:pPr>
+      <w:r>
+        <w:rPr>
+          <w:rFonts w:ascii="Times New Roman" w:hAnsi="Times New Roman" w:cs="Times New Roman"/>
+          <w:lang w:val="en-AU"/>
         </w:rPr>
         <w:lastRenderedPageBreak/>
-        <w:t>"Meet Your Mako: Exploring Human-Robot Collaboration in the Operating Room"</w:t>
-      </w:r>
-      <w:r>
-        <w:br/>
-      </w:r>
-      <w:r>
-        <w:rPr>
-          <w:i/>
-          <w:iCs/>
-          <w:lang w:val="en-US"/>
-        </w:rPr>
-        <w:t>QUT 3MT Competition, Faculty of Engineering Final, AU</w:t>
-      </w:r>
-    </w:p>
-    <w:p>
-      <w:pPr>
-        <w:pStyle w:val="NormalWeb"/>
-        <w:spacing w:before="0" w:beforeAutospacing="0"/>
-        <w:rPr>
-          <w:lang w:val="en-US"/>
-        </w:rPr>
-      </w:pPr>
-      <w:r>
-        <w:rPr>
-          <w:lang w:val="en-US"/>
-        </w:rPr>
-        <w:t>July</w:t>
-      </w:r>
-      <w:r>
-        <w:rPr>
-          <w:lang w:val="en-US"/>
-        </w:rPr>
-        <w:t xml:space="preserve"> 202</w:t>
-      </w:r>
-      <w:r>
-        <w:rPr>
-          <w:lang w:val="en-US"/>
-        </w:rPr>
-        <w:t>4</w:t>
-      </w:r>
-    </w:p>
-    <w:p>
-      <w:pPr>
-        <w:pStyle w:val="Heading1"/>
-        <w:rPr>
-          <w:rFonts w:ascii="Times New Roman" w:hAnsi="Times New Roman" w:cs="Times New Roman"/>
-          <w:lang w:val="en-AU"/>
-        </w:rPr>
-      </w:pPr>
-      <w:r>
-        <w:rPr>
-          <w:rFonts w:ascii="Times New Roman" w:hAnsi="Times New Roman" w:cs="Times New Roman"/>
-          <w:lang w:val="en-AU"/>
-        </w:rPr>
         <w:t>Leadership</w:t>
       </w:r>
       <w:r>
@@ -4270,7 +4141,6 @@
         <w:rPr>
           <w:rStyle w:val="Emphasis"/>
         </w:rPr>
-        <w:lastRenderedPageBreak/>
         <w:t>2025</w:t>
       </w:r>
       <w:r>
@@ -4312,6 +4182,9 @@
       </w:r>
       <w:r>
         <w:br/>
+      </w:r>
+      <w:r>
+        <w:lastRenderedPageBreak/>
         <w:t>Contributed to the planning and execution of the annual ACC symposium, including speaker coordination and event logistics.</w:t>
       </w:r>
     </w:p>
@@ -4328,23 +4201,13 @@
         </w:rPr>
         <w:t xml:space="preserve">Invited: </w:t>
       </w:r>
-      <w:proofErr w:type="spellStart"/>
       <w:r>
         <w:rPr>
           <w:b/>
           <w:bCs/>
           <w:lang w:val="en-US"/>
         </w:rPr>
-        <w:t>Organiser</w:t>
-      </w:r>
-      <w:proofErr w:type="spellEnd"/>
-      <w:r>
-        <w:rPr>
-          <w:b/>
-          <w:bCs/>
-          <w:lang w:val="en-US"/>
-        </w:rPr>
-        <w:t xml:space="preserve"> and Presenter, Virtual, Augmented, and Mixed Reality for Human-Robot Interaction (VAM-HRI) Workshop, ACM/IEEE HRI 2025 Conference</w:t>
+        <w:t>Organiser and Presenter, Virtual, Augmented, and Mixed Reality for Human-Robot Interaction (VAM-HRI) Workshop, ACM/IEEE HRI 2025 Conference</w:t>
       </w:r>
       <w:r>
         <w:br/>
@@ -4726,7 +4589,6 @@
           <w:szCs w:val="24"/>
           <w:lang w:val="en-AU"/>
         </w:rPr>
-        <w:lastRenderedPageBreak/>
         <w:t xml:space="preserve">German </w:t>
       </w:r>
       <w:r>
@@ -4867,6 +4729,7 @@
           <w:szCs w:val="28"/>
           <w:lang w:val="en-AU"/>
         </w:rPr>
+        <w:lastRenderedPageBreak/>
         <w:t>Awards</w:t>
       </w:r>
     </w:p>
@@ -4937,16 +4800,7 @@
           <w:szCs w:val="24"/>
           <w:lang w:val="en-AU"/>
         </w:rPr>
-        <w:t xml:space="preserve"> 202</w:t>
-      </w:r>
-      <w:r>
-        <w:rPr>
-          <w:rFonts w:ascii="Times New Roman" w:hAnsi="Times New Roman" w:cs="Times New Roman"/>
-          <w:sz w:val="24"/>
-          <w:szCs w:val="24"/>
-          <w:lang w:val="en-AU"/>
-        </w:rPr>
-        <w:t>6</w:t>
+        <w:t xml:space="preserve"> 2026</w:t>
       </w:r>
       <w:r>
         <w:rPr>
